--- a/docs/MediBook-Dashboard-Admin-Guide.docx
+++ b/docs/MediBook-Dashboard-Admin-Guide.docx
@@ -18,6 +18,16 @@
           <w:sz w:val="22"/>
         </w:rPr>
         <w:t>Every job the clinic does in the MediBook dashboard, in the order a working day needs them — with a screenshot of each screen and the rules that sit behind it.</w:t>
+      </w:r>
+    </w:p>
+    <w:p>
+      <w:r>
+        <w:rPr>
+          <w:i/>
+          <w:color w:val="555555"/>
+          <w:sz w:val="22"/>
+        </w:rPr>
+        <w:t>Version 1.2 · 21 August 2026 · Every screen and rule described here was re-checked against the running dashboard on that date.</w:t>
       </w:r>
     </w:p>
     <w:tbl>
@@ -112,6 +122,74 @@
       <w:r>
         <w:br w:type="page"/>
       </w:r>
+    </w:p>
+    <w:p>
+      <w:pPr>
+        <w:pStyle w:val="Heading1"/>
+      </w:pPr>
+      <w:r>
+        <w:t xml:space="preserve">Contents</w:t>
+      </w:r>
+    </w:p>
+    <w:p>
+      <w:pPr>
+        <w:pStyle w:val="ListBullet"/>
+      </w:pPr>
+      <w:r>
+        <w:rPr>
+          <w:sz w:val="20"/>
+        </w:rPr>
+        <w:t xml:space="preserve">Part A · The daily round — Overview, walk-ins, appointments, calendar, treatments, day close, patients, feedback (1–8)</w:t>
+      </w:r>
+    </w:p>
+    <w:p>
+      <w:pPr>
+        <w:pStyle w:val="ListBullet"/>
+      </w:pPr>
+      <w:r>
+        <w:rPr>
+          <w:sz w:val="20"/>
+        </w:rPr>
+        <w:t xml:space="preserve">Part B · Setting the clinic up — dentists, working weeks, slots, leaves, holidays, branches, services, staff (9–16)</w:t>
+      </w:r>
+    </w:p>
+    <w:p>
+      <w:pPr>
+        <w:pStyle w:val="ListBullet"/>
+      </w:pPr>
+      <w:r>
+        <w:rPr>
+          <w:sz w:val="20"/>
+        </w:rPr>
+        <w:t xml:space="preserve">Part C · The clinic’s own settings — settings and the QR code, analytics, bot tester, audit logs (17–20)</w:t>
+      </w:r>
+    </w:p>
+    <w:p>
+      <w:pPr>
+        <w:pStyle w:val="ListBullet"/>
+      </w:pPr>
+      <w:r>
+        <w:rPr>
+          <w:sz w:val="20"/>
+        </w:rPr>
+        <w:t xml:space="preserve">Appendix A · A duty checklist</w:t>
+      </w:r>
+    </w:p>
+    <w:p>
+      <w:pPr>
+        <w:pStyle w:val="ListBullet"/>
+      </w:pPr>
+      <w:r>
+        <w:rPr>
+          <w:sz w:val="20"/>
+        </w:rPr>
+        <w:t xml:space="preserve">Appendix B · When something looks wrong</w:t>
+      </w:r>
+    </w:p>
+    <w:p>
+      <w:pPr>
+        <w:spacing w:after="40"/>
+      </w:pPr>
     </w:p>
     <w:p>
       <w:pPr>
@@ -301,6 +379,17 @@
         <w:t>Watch the stat row: today, upcoming, patients, open slots, and treatment advised but not yet booked.</w:t>
       </w:r>
     </w:p>
+    <w:p>
+      <w:pPr>
+        <w:pStyle w:val="ListNumber"/>
+      </w:pPr>
+      <w:r>
+        <w:rPr>
+          <w:sz w:val="20"/>
+        </w:rPr>
+        <w:t xml:space="preserve">The bell, top right — bookings, cancellations and reschedules as they arrive, without refreshing the page.</w:t>
+      </w:r>
+    </w:p>
     <w:tbl>
       <w:tblPr>
         <w:tblW w:type="auto" w:w="0"/>
@@ -336,6 +425,51 @@
                 <w:sz w:val="18"/>
               </w:rPr>
               <w:t>Only ONE open callback request is kept per patient per kind. Somebody who taps "call me" on three different days is one person wanting one appointment, not three jobs on the list.</w:t>
+            </w:r>
+          </w:p>
+        </w:tc>
+      </w:tr>
+    </w:tbl>
+    <w:p>
+      <w:pPr>
+        <w:spacing w:after="40"/>
+      </w:pPr>
+    </w:p>
+    <w:tbl>
+      <w:tblPr>
+        <w:tblW w:type="auto" w:w="0"/>
+        <w:tblLook w:firstColumn="1" w:firstRow="1" w:lastColumn="0" w:lastRow="0" w:noHBand="0" w:noVBand="1" w:val="04A0"/>
+        <w:tblBorders>
+          <w:top w:val="single" w:sz="4" w:color="D9D9D9"/>
+          <w:left w:val="single" w:sz="4" w:color="D9D9D9"/>
+          <w:bottom w:val="single" w:sz="4" w:color="D9D9D9"/>
+          <w:right w:val="single" w:sz="4" w:color="D9D9D9"/>
+          <w:insideH w:val="single" w:sz="4" w:color="D9D9D9"/>
+          <w:insideV w:val="single" w:sz="4" w:color="D9D9D9"/>
+        </w:tblBorders>
+      </w:tblPr>
+      <w:tblGrid>
+        <w:gridCol w:w="9792"/>
+      </w:tblGrid>
+      <w:tr>
+        <w:tc>
+          <w:tcPr>
+            <w:tcW w:type="dxa" w:w="9792"/>
+            <w:shd w:val="clear" w:color="auto" w:fill="FFF4E5"/>
+          </w:tcPr>
+          <w:p>
+            <w:r>
+              <w:rPr>
+                <w:b/>
+                <w:sz w:val="18"/>
+              </w:rPr>
+              <w:t xml:space="preserve">Note — </w:t>
+            </w:r>
+            <w:r>
+              <w:rPr>
+                <w:sz w:val="18"/>
+              </w:rPr>
+              <w:t xml:space="preserve">Waiting for a call holds TWO kinds of request. "Asked to be called back" is the patient tapping Call me. "Wanted a time we could not offer" is the bot dead-ending on a full day, and carries the dentist, the treatment and the day they wanted, so the call starts from something. The panel is hidden entirely when nothing is waiting — an empty card every morning is noise — so no panel means the list is clear.</w:t>
             </w:r>
           </w:p>
         </w:tc>
@@ -512,7 +646,7 @@
         <w:rPr>
           <w:sz w:val="20"/>
         </w:rPr>
-        <w:t>Hospital and Doctor (required) — the time list stays disabled until both are chosen.</w:t>
+        <w:t>Hospital and Doctor (required) — the time list stays disabled until both are chosen. The dentist list shows everyone who actually works at the branch you picked, including a visiting consultant whose home branch is elsewhere, and the times offered are that branch’s own.</w:t>
       </w:r>
     </w:p>
     <w:p>
@@ -759,7 +893,7 @@
         <w:rPr>
           <w:sz w:val="20"/>
         </w:rPr>
-        <w:t>Cancel — cancel the booking and release the slot.</w:t>
+        <w:t>Cancel (Admin only) — cancel the booking and release the slot. Front-desk logins do not see this button: cancelling frees a held slot and messages every admin, so it stays with the owner. A receptionist taking a cancellation call should mark No Show, or ask an admin.</w:t>
       </w:r>
     </w:p>
     <w:p>
@@ -1217,7 +1351,7 @@
         <w:rPr>
           <w:sz w:val="20"/>
         </w:rPr>
-        <w:t>+ Record Treatment — write up what the dentist advised: title, number of visits, treating dentist, branch, cost.</w:t>
+        <w:t>+ Record Treatment — write up what the dentist advised: which visit it came out of, a title ("Root canal — upper left first molar"), how many sittings (1 means done in this visit), the dentist rendering it, the tooth, the estimate, the treatment category, and the clinical notes.</w:t>
       </w:r>
     </w:p>
     <w:p>
@@ -1251,6 +1385,50 @@
           <w:sz w:val="20"/>
         </w:rPr>
         <w:t>Record a payment against the course, which sends the patient a WhatsApp slip automatically.</w:t>
+      </w:r>
+    </w:p>
+    <w:p>
+      <w:pPr>
+        <w:pStyle w:val="ListNumber"/>
+      </w:pPr>
+      <w:r>
+        <w:rPr>
+          <w:sz w:val="20"/>
+        </w:rPr>
+        <w:t xml:space="preserve">Open a course for the whole record: patient, status, who advised it and who is rendering it, visits done / booked / planned, the estimate, what has been collected and the balance, and the clinical notes.</w:t>
+      </w:r>
+    </w:p>
+    <w:p>
+      <w:pPr>
+        <w:pStyle w:val="ListNumber"/>
+      </w:pPr>
+      <w:r>
+        <w:rPr>
+          <w:sz w:val="20"/>
+        </w:rPr>
+        <w:t xml:space="preserve">Consent — record that consent was taken, by whom, and what was explained. It is the FACT of consent, not a signature. The panel stays amber until it is recorded. Not admin-only: the dentist who took it is usually not the account owner.</w:t>
+      </w:r>
+    </w:p>
+    <w:p>
+      <w:pPr>
+        <w:pStyle w:val="ListNumber"/>
+      </w:pPr>
+      <w:r>
+        <w:rPr>
+          <w:sz w:val="20"/>
+        </w:rPr>
+        <w:t xml:space="preserve">Lab work — crowns, dentures and anything else out at the lab, with the lab’s name, the expected date and the cost, and a status you move as it comes back. The course card shows how many items are out and flags anything overdue, because a sitting that waits on a crown cannot be booked on slot availability alone.</w:t>
+      </w:r>
+    </w:p>
+    <w:p>
+      <w:pPr>
+        <w:pStyle w:val="ListNumber"/>
+      </w:pPr>
+      <w:r>
+        <w:rPr>
+          <w:sz w:val="20"/>
+        </w:rPr>
+        <w:t xml:space="preserve">Book the next visit at least N days out — the gap the booking button leaves before it takes the first free slot for that dentist.</w:t>
       </w:r>
     </w:p>
     <w:tbl>
@@ -1288,6 +1466,51 @@
                 <w:sz w:val="18"/>
               </w:rPr>
               <w:t>Progress is derived from the appointments, never stored as a counter. Cancel a sitting and the course goes straight back onto the "needs booking" queue — a stored count would quietly get that wrong. A course shows Stalled when work has started, nothing is booked, and the last sitting was 30+ days ago; that is usually the case with money outstanding.</w:t>
+            </w:r>
+          </w:p>
+        </w:tc>
+      </w:tr>
+    </w:tbl>
+    <w:p>
+      <w:pPr>
+        <w:spacing w:after="40"/>
+      </w:pPr>
+    </w:p>
+    <w:tbl>
+      <w:tblPr>
+        <w:tblW w:type="auto" w:w="0"/>
+        <w:tblLook w:firstColumn="1" w:firstRow="1" w:lastColumn="0" w:lastRow="0" w:noHBand="0" w:noVBand="1" w:val="04A0"/>
+        <w:tblBorders>
+          <w:top w:val="single" w:sz="4" w:color="D9D9D9"/>
+          <w:left w:val="single" w:sz="4" w:color="D9D9D9"/>
+          <w:bottom w:val="single" w:sz="4" w:color="D9D9D9"/>
+          <w:right w:val="single" w:sz="4" w:color="D9D9D9"/>
+          <w:insideH w:val="single" w:sz="4" w:color="D9D9D9"/>
+          <w:insideV w:val="single" w:sz="4" w:color="D9D9D9"/>
+        </w:tblBorders>
+      </w:tblPr>
+      <w:tblGrid>
+        <w:gridCol w:w="9792"/>
+      </w:tblGrid>
+      <w:tr>
+        <w:tc>
+          <w:tcPr>
+            <w:tcW w:type="dxa" w:w="9792"/>
+            <w:shd w:val="clear" w:color="auto" w:fill="FFF4E5"/>
+          </w:tcPr>
+          <w:p>
+            <w:r>
+              <w:rPr>
+                <w:b/>
+                <w:sz w:val="18"/>
+              </w:rPr>
+              <w:t xml:space="preserve">Note — </w:t>
+            </w:r>
+            <w:r>
+              <w:rPr>
+                <w:sz w:val="18"/>
+              </w:rPr>
+              <w:t xml:space="preserve">Recording a payment is open to the front desk and sends the patient their slip. DELETING one is admin-only and audited: it is the only action in MediBook that reduces recorded revenue. Recording consent is audited too — an unaudited consent record is worth little if it is ever needed.</w:t>
             </w:r>
           </w:p>
         </w:tc>
@@ -1459,7 +1682,7 @@
               <w:rPr>
                 <w:sz w:val="18"/>
               </w:rPr>
-              <w:t>Consultation fees and treatment payments are counted SEPARATELY and then added once. Conflating them double-counts revenue. Everything is computed in IST, so a clinic closing at 21:00 does not see yesterday’s figures. In the screenshot the demo clinic has taken no payments, so both lines read ₹0.</w:t>
+              <w:t>Consultation fees and treatment payments are counted SEPARATELY and then added once. Conflating them double-counts revenue. The consultation figure is the fee for each visit marked Done — the dentist’s own consultation fee, unless a different amount was recorded against that particular appointment. Everything is computed in IST, so a clinic closing at 21:00 does not see yesterday’s figures. In the screenshot the demo clinic has no completed visits and has taken no payments, so both lines read ₹0.</w:t>
             </w:r>
           </w:p>
         </w:tc>
@@ -1636,7 +1859,7 @@
         <w:rPr>
           <w:sz w:val="20"/>
         </w:rPr>
-        <w:t>Delete — a soft delete; the record stops appearing but history is not destroyed.</w:t>
+        <w:t>Delete — anonymises the patient. Name, email, date of birth, gender and phone number are scrubbed, and the clinical notes on their treatment plans are cleared. Admin only.</w:t>
       </w:r>
     </w:p>
     <w:p>
@@ -1649,6 +1872,51 @@
         </w:rPr>
         <w:t>Import CSV — bring an existing patient list across when a clinic joins.</w:t>
       </w:r>
+    </w:p>
+    <w:tbl>
+      <w:tblPr>
+        <w:tblW w:type="auto" w:w="0"/>
+        <w:tblLook w:firstColumn="1" w:firstRow="1" w:lastColumn="0" w:lastRow="0" w:noHBand="0" w:noVBand="1" w:val="04A0"/>
+        <w:tblBorders>
+          <w:top w:val="single" w:sz="4" w:color="D9D9D9"/>
+          <w:left w:val="single" w:sz="4" w:color="D9D9D9"/>
+          <w:bottom w:val="single" w:sz="4" w:color="D9D9D9"/>
+          <w:right w:val="single" w:sz="4" w:color="D9D9D9"/>
+          <w:insideH w:val="single" w:sz="4" w:color="D9D9D9"/>
+          <w:insideV w:val="single" w:sz="4" w:color="D9D9D9"/>
+        </w:tblBorders>
+      </w:tblPr>
+      <w:tblGrid>
+        <w:gridCol w:w="9792"/>
+      </w:tblGrid>
+      <w:tr>
+        <w:tc>
+          <w:tcPr>
+            <w:tcW w:type="dxa" w:w="9792"/>
+            <w:shd w:val="clear" w:color="auto" w:fill="FFF4E5"/>
+          </w:tcPr>
+          <w:p>
+            <w:r>
+              <w:rPr>
+                <w:b/>
+                <w:sz w:val="18"/>
+              </w:rPr>
+              <w:t xml:space="preserve">Note — </w:t>
+            </w:r>
+            <w:r>
+              <w:rPr>
+                <w:sz w:val="18"/>
+              </w:rPr>
+              <w:t xml:space="preserve">Delete is refused while the patient still has an upcoming confirmed appointment — cancel or complete it first. What survives is the structural record: which treatments, how many sittings, what was paid. That is the clinic’s medical and financial record, which it is required to keep, and once the patient row is anonymised it identifies nobody. It cannot be undone, so use Deactivate-style housekeeping for tidying and Delete only when someone asks to be erased.</w:t>
+            </w:r>
+          </w:p>
+        </w:tc>
+      </w:tr>
+    </w:tbl>
+    <w:p>
+      <w:pPr>
+        <w:spacing w:after="40"/>
+      </w:pPr>
     </w:p>
     <w:p>
       <w:pPr>
@@ -1979,7 +2247,7 @@
         <w:rPr>
           <w:sz w:val="20"/>
         </w:rPr>
-        <w:t>+ Add Doctor — name, specialty, qualification, fee, slot length, branch, treatments.</w:t>
+        <w:t>+ Add Doctor — name, specialty, qualification, fee, slot length, branch, treatments. If the clinic is already at its plan’s dentist limit, the tab says so before you start filling the form rather than after you press Add.</w:t>
       </w:r>
     </w:p>
     <w:p>
@@ -2584,7 +2852,7 @@
               <w:rPr>
                 <w:sz w:val="18"/>
               </w:rPr>
-              <w:t>Slots are generated nightly and whenever a schedule is saved. Generation always skips dentist leaves and clinic holidays. The window starts TODAY and keeps only times later than the current moment, so a dentist added this morning still has same-day availability.</w:t>
+              <w:t>Slots are generated nightly and whenever a schedule is saved. Generation always skips dentist leaves and clinic holidays. The window starts TODAY and keeps only times later than the current moment, so a dentist added this morning still has same-day availability. Anyone at the desk can look; only an admin can block or unblock a slot, and for everyone else the tiles are read-only.</w:t>
             </w:r>
           </w:p>
         </w:tc>
@@ -3734,7 +4002,18 @@
         <w:rPr>
           <w:sz w:val="20"/>
         </w:rPr>
-        <w:t>Plan usage — dentists and appointments used this month against your plan.</w:t>
+        <w:t>Plan usage — dentists and appointments used this month. Starter caps the clinic at two dentists and one branch; NEITHER plan caps appointments, so a clinic is never told it has run out of bookings.</w:t>
+      </w:r>
+    </w:p>
+    <w:p>
+      <w:pPr>
+        <w:pStyle w:val="ListNumber"/>
+      </w:pPr>
+      <w:r>
+        <w:rPr>
+          <w:sz w:val="20"/>
+        </w:rPr>
+        <w:t xml:space="preserve">Change Password — your own login, and it asks for the current password first. That is why it cannot be used to unlock somebody else (Section 16).</w:t>
       </w:r>
     </w:p>
     <w:p>
@@ -4260,7 +4539,7 @@
         <w:pStyle w:val="Heading1"/>
       </w:pPr>
       <w:r>
-        <w:t>Appendix · A duty checklist</w:t>
+        <w:t>Appendix A · A duty checklist</w:t>
       </w:r>
     </w:p>
     <w:tbl>
@@ -4806,7 +5085,302 @@
         </w:tc>
       </w:tr>
     </w:tbl>
+    <w:p>
+      <w:pPr>
+        <w:pStyle w:val="Heading1"/>
+      </w:pPr>
+      <w:r>
+        <w:t xml:space="preserve">Appendix B · When something looks wrong</w:t>
+      </w:r>
+    </w:p>
+    <w:p>
+      <w:r>
+        <w:rPr>
+          <w:i/>
+          <w:color w:val="555555"/>
+          <w:sz w:val="22"/>
+        </w:rPr>
+        <w:t xml:space="preserve">Where to look first, before ringing anyone. Every one of these is answerable from the dashboard.</w:t>
+      </w:r>
+    </w:p>
+    <w:tbl>
+      <w:tblPr>
+        <w:tblStyle w:val="LightGrid-Accent1"/>
+        <w:tblW w:type="auto" w:w="0"/>
+        <w:tblLayout w:type="fixed"/>
+        <w:tblLook w:firstColumn="1" w:firstRow="1" w:lastColumn="0" w:lastRow="0" w:noHBand="0" w:noVBand="1" w:val="04A0"/>
+      </w:tblPr>
+      <w:tblGrid>
+        <w:gridCol w:w="2900"/>
+        <w:gridCol w:w="6892"/>
+      </w:tblGrid>
+      <w:tr>
+        <w:tc>
+          <w:tcPr>
+            <w:tcW w:type="dxa" w:w="2900"/>
+          </w:tcPr>
+          <w:p>
+            <w:r>
+              <w:rPr>
+                <w:b/>
+                <w:sz w:val="19"/>
+              </w:rPr>
+              <w:t>What you are seeing</w:t>
+            </w:r>
+          </w:p>
+        </w:tc>
+        <w:tc>
+          <w:tcPr>
+            <w:tcW w:type="dxa" w:w="6892"/>
+          </w:tcPr>
+          <w:p>
+            <w:r>
+              <w:rPr>
+                <w:b/>
+                <w:sz w:val="19"/>
+              </w:rPr>
+              <w:t>Where to look</w:t>
+            </w:r>
+          </w:p>
+        </w:tc>
+      </w:tr>
+      <w:tr>
+        <w:tc>
+          <w:tcPr>
+            <w:tcW w:type="dxa" w:w="2900"/>
+          </w:tcPr>
+          <w:p>
+            <w:r>
+              <w:rPr>
+                <w:sz w:val="19"/>
+              </w:rPr>
+              <w:t>A patient says the bot never replied</w:t>
+            </w:r>
+          </w:p>
+        </w:tc>
+        <w:tc>
+          <w:tcPr>
+            <w:tcW w:type="dxa" w:w="6892"/>
+          </w:tcPr>
+          <w:p>
+            <w:r>
+              <w:rPr>
+                <w:sz w:val="19"/>
+              </w:rPr>
+              <w:t>Bot Tester (19) — send the same message as their number and read what comes back. If their conversation is stuck part-way through a booking, Reset Session puts it back to the start.</w:t>
+            </w:r>
+          </w:p>
+        </w:tc>
+      </w:tr>
+      <w:tr>
+        <w:tc>
+          <w:tcPr>
+            <w:tcW w:type="dxa" w:w="2900"/>
+          </w:tcPr>
+          <w:p>
+            <w:r>
+              <w:rPr>
+                <w:sz w:val="19"/>
+              </w:rPr>
+              <w:t>A patient cannot reach the clinic at all</w:t>
+            </w:r>
+          </w:p>
+        </w:tc>
+        <w:tc>
+          <w:tcPr>
+            <w:tcW w:type="dxa" w:w="6892"/>
+          </w:tcPr>
+          <w:p>
+            <w:r>
+              <w:rPr>
+                <w:sz w:val="19"/>
+              </w:rPr>
+              <w:t>Settings (17), the QR panel. The QR code is the ONLY route to this clinic — there is no clinic search and no directory — so a QR printed nowhere means a clinic nobody can message.</w:t>
+            </w:r>
+          </w:p>
+        </w:tc>
+      </w:tr>
+      <w:tr>
+        <w:tc>
+          <w:tcPr>
+            <w:tcW w:type="dxa" w:w="2900"/>
+          </w:tcPr>
+          <w:p>
+            <w:r>
+              <w:rPr>
+                <w:sz w:val="19"/>
+              </w:rPr>
+              <w:t>A dentist shows no free times</w:t>
+            </w:r>
+          </w:p>
+        </w:tc>
+        <w:tc>
+          <w:tcPr>
+            <w:tcW w:type="dxa" w:w="6892"/>
+          </w:tcPr>
+          <w:p>
+            <w:r>
+              <w:rPr>
+                <w:sz w:val="19"/>
+              </w:rPr>
+              <w:t>Slots (11) for the day, then their schedule (10) — and use Save &amp; Generate Slots after any change. Then Dentist Leaves (12) and Holidays (13) for that date, and On WhatsApp (9), which decides whether patients may pick them at all.</w:t>
+            </w:r>
+          </w:p>
+        </w:tc>
+      </w:tr>
+      <w:tr>
+        <w:tc>
+          <w:tcPr>
+            <w:tcW w:type="dxa" w:w="2900"/>
+          </w:tcPr>
+          <w:p>
+            <w:r>
+              <w:rPr>
+                <w:sz w:val="19"/>
+              </w:rPr>
+              <w:t>A visiting dentist generates nothing</w:t>
+            </w:r>
+          </w:p>
+        </w:tc>
+        <w:tc>
+          <w:tcPr>
+            <w:tcW w:type="dxa" w:w="6892"/>
+          </w:tcPr>
+          <w:p>
+            <w:r>
+              <w:rPr>
+                <w:sz w:val="19"/>
+              </w:rPr>
+              <w:t>Schedule (10) — the week-of-month pattern and the branch on each session. Sessions that overlap are rejected on save rather than silently colliding.</w:t>
+            </w:r>
+          </w:p>
+        </w:tc>
+      </w:tr>
+      <w:tr>
+        <w:tc>
+          <w:tcPr>
+            <w:tcW w:type="dxa" w:w="2900"/>
+          </w:tcPr>
+          <w:p>
+            <w:r>
+              <w:rPr>
+                <w:sz w:val="19"/>
+              </w:rPr>
+              <w:t>The day’s takings look wrong</w:t>
+            </w:r>
+          </w:p>
+        </w:tc>
+        <w:tc>
+          <w:tcPr>
+            <w:tcW w:type="dxa" w:w="6892"/>
+          </w:tcPr>
+          <w:p>
+            <w:r>
+              <w:rPr>
+                <w:sz w:val="19"/>
+              </w:rPr>
+              <w:t>Day Close (6). Consultation fees and treatment payments are counted separately and added once, in IST. The consultation line counts visits marked Done, so a day whose visits are still open reads low until the desk marks them. A deleted payment is in the Audit Log (20).</w:t>
+            </w:r>
+          </w:p>
+        </w:tc>
+      </w:tr>
+      <w:tr>
+        <w:tc>
+          <w:tcPr>
+            <w:tcW w:type="dxa" w:w="2900"/>
+          </w:tcPr>
+          <w:p>
+            <w:r>
+              <w:rPr>
+                <w:sz w:val="19"/>
+              </w:rPr>
+              <w:t>A course keeps chasing a patient who has booked</w:t>
+            </w:r>
+          </w:p>
+        </w:tc>
+        <w:tc>
+          <w:tcPr>
+            <w:tcW w:type="dxa" w:w="6892"/>
+          </w:tcPr>
+          <w:p>
+            <w:r>
+              <w:rPr>
+                <w:sz w:val="19"/>
+              </w:rPr>
+              <w:t>Treatments (5) — the progress is derived from the appointments themselves, so check the sitting is on the diary and not cancelled. Nothing is stored as a counter.</w:t>
+            </w:r>
+          </w:p>
+        </w:tc>
+      </w:tr>
+      <w:tr>
+        <w:tc>
+          <w:tcPr>
+            <w:tcW w:type="dxa" w:w="2900"/>
+          </w:tcPr>
+          <w:p>
+            <w:r>
+              <w:rPr>
+                <w:sz w:val="19"/>
+              </w:rPr>
+              <w:t>Somebody changed something</w:t>
+            </w:r>
+          </w:p>
+        </w:tc>
+        <w:tc>
+          <w:tcPr>
+            <w:tcW w:type="dxa" w:w="6892"/>
+          </w:tcPr>
+          <w:p>
+            <w:r>
+              <w:rPr>
+                <w:sz w:val="19"/>
+              </w:rPr>
+              <w:t>Audit Logs (20) — who, what record, when and from which address, filterable by day in IST.</w:t>
+            </w:r>
+          </w:p>
+        </w:tc>
+      </w:tr>
+      <w:tr>
+        <w:tc>
+          <w:tcPr>
+            <w:tcW w:type="dxa" w:w="2900"/>
+          </w:tcPr>
+          <w:p>
+            <w:r>
+              <w:rPr>
+                <w:sz w:val="19"/>
+              </w:rPr>
+              <w:t>WhatsApp itself is down</w:t>
+            </w:r>
+          </w:p>
+        </w:tc>
+        <w:tc>
+          <w:tcPr>
+            <w:tcW w:type="dxa" w:w="6892"/>
+          </w:tcPr>
+          <w:p>
+            <w:r>
+              <w:rPr>
+                <w:sz w:val="19"/>
+              </w:rPr>
+              <w:t>Nothing in the dashboard stops. Booking, the diary, payments, day close and the exports all keep working; only patient messaging pauses, and it resumes on its own. Export patients, appointments or treatments from Analytics (18) if the desk needs the list on paper.</w:t>
+            </w:r>
+          </w:p>
+        </w:tc>
+      </w:tr>
+    </w:tbl>
+    <w:p>
+      <w:r>
+        <w:rPr>
+          <w:i/>
+          <w:color w:val="555555"/>
+          <w:sz w:val="22"/>
+        </w:rPr>
+        <w:t xml:space="preserve">One thing that is never a dashboard problem: every clinic on MediBook shares a single WhatsApp number, so the messaging rules — how often a patient may be contacted, and what may be sent outside a conversation — are set by the platform and not per clinic. One clinic over-messaging degrades delivery for all of them.</w:t>
+      </w:r>
+    </w:p>
     <w:sectPr>
+      <w:footerReference w:type="default" r:id="rId31"/>
       <w:pgSz w:w="12240" w:h="15840"/>
       <w:pgMar w:top="1080" w:right="1224" w:bottom="1080" w:left="1224" w:header="720" w:footer="720" w:gutter="0"/>
       <w:cols w:space="720"/>
@@ -4814,6 +5388,45 @@
     </w:sectPr>
   </w:body>
 </w:document>
+</file>
+
+<file path=word/footer1.xml><?xml version="1.0" encoding="utf-8"?>
+<w:ftr xmlns:m="http://schemas.openxmlformats.org/officeDocument/2006/math" xmlns:mc="http://schemas.openxmlformats.org/markup-compatibility/2006" xmlns:mo="http://schemas.microsoft.com/office/mac/office/2008/main" xmlns:mv="urn:schemas-microsoft-com:mac:vml" xmlns:o="urn:schemas-microsoft-com:office:office" xmlns:r="http://schemas.openxmlformats.org/officeDocument/2006/relationships" xmlns:v="urn:schemas-microsoft-com:vml" xmlns:w10="urn:schemas-microsoft-com:office:word" xmlns:w14="http://schemas.microsoft.com/office/word/2010/wordml" xmlns:w="http://schemas.openxmlformats.org/wordprocessingml/2006/main" xmlns:wne="http://schemas.microsoft.com/office/word/2006/wordml" xmlns:wp14="http://schemas.microsoft.com/office/word/2010/wordprocessingDrawing" xmlns:wp="http://schemas.openxmlformats.org/drawingml/2006/wordprocessingDrawing" xmlns:wpc="http://schemas.microsoft.com/office/word/2010/wordprocessingCanvas" xmlns:wpg="http://schemas.microsoft.com/office/word/2010/wordprocessingGroup" xmlns:wpi="http://schemas.microsoft.com/office/word/2010/wordprocessingInk" xmlns:wps="http://schemas.microsoft.com/office/word/2010/wordprocessingShape" mc:Ignorable="w14 wp14">
+  <w:p>
+    <w:pPr>
+      <w:pStyle w:val="Footer"/>
+      <w:jc w:val="center"/>
+    </w:pPr>
+    <w:r>
+      <w:rPr>
+        <w:color w:val="808080"/>
+        <w:sz w:val="16"/>
+      </w:rPr>
+      <w:t xml:space="preserve">MediBook — Running the Clinic from the Dashboard · page </w:t>
+    </w:r>
+    <w:r>
+      <w:rPr>
+        <w:color w:val="808080"/>
+        <w:sz w:val="16"/>
+      </w:rPr>
+      <w:fldChar w:fldCharType="begin"/>
+    </w:r>
+    <w:r>
+      <w:rPr>
+        <w:color w:val="808080"/>
+        <w:sz w:val="16"/>
+      </w:rPr>
+      <w:instrText xml:space="preserve"> PAGE </w:instrText>
+    </w:r>
+    <w:r>
+      <w:rPr>
+        <w:color w:val="808080"/>
+        <w:sz w:val="16"/>
+      </w:rPr>
+      <w:fldChar w:fldCharType="end"/>
+    </w:r>
+  </w:p>
+</w:ftr>
 </file>
 
 <file path=word/numbering.xml><?xml version="1.0" encoding="utf-8"?>
